--- a/Documentos/FUNCIONALIDADES APLICACIÓN FITNESS.docx
+++ b/Documentos/FUNCIONALIDADES APLICACIÓN FITNESS.docx
@@ -72,7 +72,28 @@
           <w:sz w:val="24"/>
           <w:szCs w:val="24"/>
         </w:rPr>
-        <w:t>Registro e inicio de sesión para guardar a los usuarios</w:t>
+        <w:t xml:space="preserve">Registro </w:t>
+      </w:r>
+      <w:r>
+        <w:rPr>
+          <w:sz w:val="24"/>
+          <w:szCs w:val="24"/>
+        </w:rPr>
+        <w:t>d</w:t>
+      </w:r>
+      <w:r>
+        <w:rPr>
+          <w:sz w:val="24"/>
+          <w:szCs w:val="24"/>
+        </w:rPr>
+        <w:t xml:space="preserve">e </w:t>
+      </w:r>
+      <w:r>
+        <w:rPr>
+          <w:sz w:val="24"/>
+          <w:szCs w:val="24"/>
+        </w:rPr>
+        <w:t>usuario</w:t>
       </w:r>
     </w:p>
     <w:p>
@@ -94,6 +115,35 @@
           <w:sz w:val="24"/>
           <w:szCs w:val="24"/>
         </w:rPr>
+        <w:t>inicio de sesión para usuarios</w:t>
+      </w:r>
+      <w:r>
+        <w:rPr>
+          <w:sz w:val="24"/>
+          <w:szCs w:val="24"/>
+        </w:rPr>
+        <w:t xml:space="preserve"> registrados</w:t>
+      </w:r>
+    </w:p>
+    <w:p>
+      <w:pPr>
+        <w:pStyle w:val="Prrafodelista"/>
+        <w:numPr>
+          <w:ilvl w:val="1"/>
+          <w:numId w:val="1"/>
+        </w:numPr>
+        <w:jc w:val="both"/>
+        <w:rPr>
+          <w:b/>
+          <w:sz w:val="32"/>
+          <w:szCs w:val="32"/>
+        </w:rPr>
+      </w:pPr>
+      <w:r>
+        <w:rPr>
+          <w:sz w:val="24"/>
+          <w:szCs w:val="24"/>
+        </w:rPr>
         <w:t>Personalización del perfil del usuario (</w:t>
       </w:r>
       <w:r>
@@ -170,15 +220,13 @@
         </w:rPr>
         <w:t xml:space="preserve">Apartados con consejos para llevar una vida </w:t>
       </w:r>
-      <w:proofErr w:type="spellStart"/>
-      <w:r>
-        <w:rPr>
-          <w:sz w:val="24"/>
-          <w:szCs w:val="24"/>
-        </w:rPr>
-        <w:t>mas</w:t>
-      </w:r>
-      <w:proofErr w:type="spellEnd"/>
+      <w:r>
+        <w:rPr>
+          <w:sz w:val="24"/>
+          <w:szCs w:val="24"/>
+        </w:rPr>
+        <w:t>más</w:t>
+      </w:r>
       <w:r>
         <w:rPr>
           <w:sz w:val="24"/>
@@ -231,15 +279,13 @@
         </w:rPr>
         <w:t xml:space="preserve">Mostrar </w:t>
       </w:r>
-      <w:proofErr w:type="spellStart"/>
-      <w:r>
-        <w:rPr>
-          <w:sz w:val="24"/>
-          <w:szCs w:val="24"/>
-        </w:rPr>
-        <w:t>informacion</w:t>
-      </w:r>
-      <w:proofErr w:type="spellEnd"/>
+      <w:r>
+        <w:rPr>
+          <w:sz w:val="24"/>
+          <w:szCs w:val="24"/>
+        </w:rPr>
+        <w:t>información</w:t>
+      </w:r>
       <w:r>
         <w:rPr>
           <w:sz w:val="24"/>
@@ -276,15 +322,13 @@
         </w:rPr>
         <w:t xml:space="preserve">Registros con las proteínas, grasas y todas las propiedades que has consumido en el </w:t>
       </w:r>
-      <w:proofErr w:type="spellStart"/>
-      <w:r>
-        <w:rPr>
-          <w:sz w:val="24"/>
-          <w:szCs w:val="24"/>
-        </w:rPr>
-        <w:t>dia</w:t>
-      </w:r>
-      <w:proofErr w:type="spellEnd"/>
+      <w:r>
+        <w:rPr>
+          <w:sz w:val="24"/>
+          <w:szCs w:val="24"/>
+        </w:rPr>
+        <w:t>día</w:t>
+      </w:r>
     </w:p>
     <w:p>
       <w:pPr>
@@ -350,7 +394,28 @@
           <w:sz w:val="24"/>
           <w:szCs w:val="24"/>
         </w:rPr>
-        <w:t>Apartados con los distintos grupos musculares</w:t>
+        <w:t xml:space="preserve">Apartados </w:t>
+      </w:r>
+      <w:r>
+        <w:rPr>
+          <w:sz w:val="24"/>
+          <w:szCs w:val="24"/>
+        </w:rPr>
+        <w:t xml:space="preserve">para apuntar los pesos y </w:t>
+      </w:r>
+      <w:r>
+        <w:rPr>
+          <w:sz w:val="24"/>
+          <w:szCs w:val="24"/>
+        </w:rPr>
+        <w:t xml:space="preserve">repeticiones </w:t>
+      </w:r>
+      <w:r>
+        <w:rPr>
+          <w:sz w:val="24"/>
+          <w:szCs w:val="24"/>
+        </w:rPr>
+        <w:t xml:space="preserve">de cada ejercicio </w:t>
       </w:r>
     </w:p>
     <w:p>

--- a/Documentos/FUNCIONALIDADES APLICACIÓN FITNESS.docx
+++ b/Documentos/FUNCIONALIDADES APLICACIÓN FITNESS.docx
@@ -17,18 +17,206 @@
           <w:sz w:val="48"/>
           <w:szCs w:val="48"/>
         </w:rPr>
-        <w:t xml:space="preserve">FUNCIONALIDADES APLICACIÓN </w:t>
+        <w:t>FUNCIONALIDADES APLICACIÓN FITNESS</w:t>
+      </w:r>
+    </w:p>
+    <w:p>
+      <w:pPr>
+        <w:pStyle w:val="Prrafodelista"/>
+        <w:numPr>
+          <w:ilvl w:val="0"/>
+          <w:numId w:val="1"/>
+        </w:numPr>
+        <w:jc w:val="both"/>
+        <w:rPr>
+          <w:b/>
+          <w:sz w:val="32"/>
+          <w:szCs w:val="32"/>
+        </w:rPr>
+      </w:pPr>
+      <w:r>
+        <w:rPr>
+          <w:b/>
+          <w:sz w:val="32"/>
+          <w:szCs w:val="32"/>
+        </w:rPr>
+        <w:t>FUNCIONALIDADES GENERALES</w:t>
+      </w:r>
+    </w:p>
+    <w:p>
+      <w:pPr>
+        <w:pStyle w:val="Prrafodelista"/>
+        <w:numPr>
+          <w:ilvl w:val="1"/>
+          <w:numId w:val="1"/>
+        </w:numPr>
+        <w:jc w:val="both"/>
+        <w:rPr>
+          <w:b/>
+          <w:sz w:val="32"/>
+          <w:szCs w:val="32"/>
+        </w:rPr>
+      </w:pPr>
+      <w:r>
+        <w:rPr>
+          <w:sz w:val="24"/>
+          <w:szCs w:val="24"/>
+        </w:rPr>
+        <w:t xml:space="preserve">Registro </w:t>
+      </w:r>
+      <w:r>
+        <w:rPr>
+          <w:sz w:val="24"/>
+          <w:szCs w:val="24"/>
+        </w:rPr>
+        <w:t>d</w:t>
+      </w:r>
+      <w:r>
+        <w:rPr>
+          <w:sz w:val="24"/>
+          <w:szCs w:val="24"/>
+        </w:rPr>
+        <w:t>e</w:t>
+      </w:r>
+      <w:r>
+        <w:rPr>
+          <w:sz w:val="24"/>
+          <w:szCs w:val="24"/>
+        </w:rPr>
+        <w:t xml:space="preserve"> usuario</w:t>
+      </w:r>
+    </w:p>
+    <w:p>
+      <w:pPr>
+        <w:pStyle w:val="Prrafodelista"/>
+        <w:numPr>
+          <w:ilvl w:val="1"/>
+          <w:numId w:val="1"/>
+        </w:numPr>
+        <w:jc w:val="both"/>
+        <w:rPr>
+          <w:b/>
+          <w:sz w:val="32"/>
+          <w:szCs w:val="32"/>
+        </w:rPr>
+      </w:pPr>
+      <w:r>
+        <w:rPr>
+          <w:sz w:val="24"/>
+          <w:szCs w:val="24"/>
+        </w:rPr>
+        <w:t xml:space="preserve"> inicio de sesión para guardar a los usuarios</w:t>
+      </w:r>
+    </w:p>
+    <w:p>
+      <w:pPr>
+        <w:pStyle w:val="Prrafodelista"/>
+        <w:numPr>
+          <w:ilvl w:val="1"/>
+          <w:numId w:val="1"/>
+        </w:numPr>
+        <w:jc w:val="both"/>
+        <w:rPr>
+          <w:b/>
+          <w:sz w:val="32"/>
+          <w:szCs w:val="32"/>
+        </w:rPr>
+      </w:pPr>
+      <w:r>
+        <w:rPr>
+          <w:sz w:val="24"/>
+          <w:szCs w:val="24"/>
+        </w:rPr>
+        <w:t>Personalización del perfil del usuario (</w:t>
+      </w:r>
+      <w:r>
+        <w:rPr>
+          <w:sz w:val="24"/>
+          <w:szCs w:val="24"/>
+        </w:rPr>
+        <w:t xml:space="preserve">edad, nombre, peso, altura, sexo, </w:t>
       </w:r>
       <w:proofErr w:type="spellStart"/>
       <w:r>
         <w:rPr>
-          <w:b/>
-          <w:sz w:val="48"/>
-          <w:szCs w:val="48"/>
-        </w:rPr>
-        <w:t>FITNESS</w:t>
+          <w:sz w:val="24"/>
+          <w:szCs w:val="24"/>
+        </w:rPr>
+        <w:t>etc</w:t>
       </w:r>
       <w:proofErr w:type="spellEnd"/>
+      <w:r>
+        <w:rPr>
+          <w:sz w:val="24"/>
+          <w:szCs w:val="24"/>
+        </w:rPr>
+        <w:t>…</w:t>
+      </w:r>
+      <w:r>
+        <w:rPr>
+          <w:sz w:val="24"/>
+          <w:szCs w:val="24"/>
+        </w:rPr>
+        <w:t>)</w:t>
+      </w:r>
+    </w:p>
+    <w:p>
+      <w:pPr>
+        <w:pStyle w:val="Prrafodelista"/>
+        <w:numPr>
+          <w:ilvl w:val="1"/>
+          <w:numId w:val="1"/>
+        </w:numPr>
+        <w:jc w:val="both"/>
+        <w:rPr>
+          <w:b/>
+          <w:sz w:val="32"/>
+          <w:szCs w:val="32"/>
+        </w:rPr>
+      </w:pPr>
+      <w:r>
+        <w:rPr>
+          <w:sz w:val="24"/>
+          <w:szCs w:val="24"/>
+        </w:rPr>
+        <w:t xml:space="preserve">Sistema de notificaciones </w:t>
+      </w:r>
+    </w:p>
+    <w:p>
+      <w:pPr>
+        <w:pStyle w:val="Prrafodelista"/>
+        <w:numPr>
+          <w:ilvl w:val="1"/>
+          <w:numId w:val="1"/>
+        </w:numPr>
+        <w:jc w:val="both"/>
+        <w:rPr>
+          <w:b/>
+          <w:sz w:val="32"/>
+          <w:szCs w:val="32"/>
+        </w:rPr>
+      </w:pPr>
+      <w:r>
+        <w:rPr>
+          <w:sz w:val="24"/>
+          <w:szCs w:val="24"/>
+        </w:rPr>
+        <w:t xml:space="preserve">Apartados con consejos para llevar una vida </w:t>
+      </w:r>
+      <w:r>
+        <w:rPr>
+          <w:sz w:val="24"/>
+          <w:szCs w:val="24"/>
+        </w:rPr>
+        <w:t>más</w:t>
+      </w:r>
+      <w:r>
+        <w:rPr>
+          <w:sz w:val="24"/>
+          <w:szCs w:val="24"/>
+        </w:rPr>
+        <w:t xml:space="preserve"> saludable</w:t>
+      </w:r>
     </w:p>
     <w:p>
       <w:pPr>
@@ -50,189 +238,137 @@
           <w:sz w:val="32"/>
           <w:szCs w:val="32"/>
         </w:rPr>
-        <w:t>FUNCIONALIDADES GENERALES</w:t>
-      </w:r>
-    </w:p>
-    <w:p>
-      <w:pPr>
-        <w:pStyle w:val="Prrafodelista"/>
-        <w:numPr>
-          <w:ilvl w:val="1"/>
-          <w:numId w:val="1"/>
-        </w:numPr>
-        <w:jc w:val="both"/>
-        <w:rPr>
-          <w:b/>
-          <w:sz w:val="32"/>
-          <w:szCs w:val="32"/>
-        </w:rPr>
-      </w:pPr>
-      <w:r>
-        <w:rPr>
-          <w:sz w:val="24"/>
-          <w:szCs w:val="24"/>
-        </w:rPr>
-        <w:t xml:space="preserve">Registro </w:t>
-      </w:r>
-      <w:r>
-        <w:rPr>
-          <w:sz w:val="24"/>
-          <w:szCs w:val="24"/>
-        </w:rPr>
-        <w:t>d</w:t>
-      </w:r>
-      <w:r>
-        <w:rPr>
-          <w:sz w:val="24"/>
-          <w:szCs w:val="24"/>
-        </w:rPr>
-        <w:t xml:space="preserve">e </w:t>
-      </w:r>
-      <w:r>
-        <w:rPr>
-          <w:sz w:val="24"/>
-          <w:szCs w:val="24"/>
-        </w:rPr>
-        <w:t>usuario</w:t>
-      </w:r>
-    </w:p>
-    <w:p>
-      <w:pPr>
-        <w:pStyle w:val="Prrafodelista"/>
-        <w:numPr>
-          <w:ilvl w:val="1"/>
-          <w:numId w:val="1"/>
-        </w:numPr>
-        <w:jc w:val="both"/>
-        <w:rPr>
-          <w:b/>
-          <w:sz w:val="32"/>
-          <w:szCs w:val="32"/>
-        </w:rPr>
-      </w:pPr>
-      <w:r>
-        <w:rPr>
-          <w:sz w:val="24"/>
-          <w:szCs w:val="24"/>
-        </w:rPr>
-        <w:t>inicio de sesión para usuarios</w:t>
-      </w:r>
-      <w:r>
-        <w:rPr>
-          <w:sz w:val="24"/>
-          <w:szCs w:val="24"/>
-        </w:rPr>
-        <w:t xml:space="preserve"> registrados</w:t>
-      </w:r>
-    </w:p>
-    <w:p>
-      <w:pPr>
-        <w:pStyle w:val="Prrafodelista"/>
-        <w:numPr>
-          <w:ilvl w:val="1"/>
-          <w:numId w:val="1"/>
-        </w:numPr>
-        <w:jc w:val="both"/>
-        <w:rPr>
-          <w:b/>
-          <w:sz w:val="32"/>
-          <w:szCs w:val="32"/>
-        </w:rPr>
-      </w:pPr>
-      <w:r>
-        <w:rPr>
-          <w:sz w:val="24"/>
-          <w:szCs w:val="24"/>
-        </w:rPr>
-        <w:t>Personalización del perfil del usuario (</w:t>
-      </w:r>
-      <w:r>
-        <w:rPr>
-          <w:sz w:val="24"/>
-          <w:szCs w:val="24"/>
-        </w:rPr>
-        <w:t xml:space="preserve">edad, nombre, peso, altura, sexo, </w:t>
-      </w:r>
-      <w:proofErr w:type="spellStart"/>
-      <w:r>
-        <w:rPr>
-          <w:sz w:val="24"/>
-          <w:szCs w:val="24"/>
-        </w:rPr>
-        <w:t>etc</w:t>
-      </w:r>
-      <w:proofErr w:type="spellEnd"/>
-      <w:r>
-        <w:rPr>
-          <w:sz w:val="24"/>
-          <w:szCs w:val="24"/>
-        </w:rPr>
-        <w:t>…</w:t>
-      </w:r>
-      <w:r>
-        <w:rPr>
-          <w:sz w:val="24"/>
-          <w:szCs w:val="24"/>
-        </w:rPr>
-        <w:t>)</w:t>
-      </w:r>
-    </w:p>
-    <w:p>
-      <w:pPr>
-        <w:pStyle w:val="Prrafodelista"/>
-        <w:numPr>
-          <w:ilvl w:val="1"/>
-          <w:numId w:val="1"/>
-        </w:numPr>
-        <w:jc w:val="both"/>
-        <w:rPr>
-          <w:b/>
-          <w:sz w:val="32"/>
-          <w:szCs w:val="32"/>
-        </w:rPr>
-      </w:pPr>
-      <w:r>
-        <w:rPr>
-          <w:sz w:val="24"/>
-          <w:szCs w:val="24"/>
-        </w:rPr>
-        <w:t xml:space="preserve">Sistema de notificaciones </w:t>
-      </w:r>
-    </w:p>
-    <w:p>
-      <w:pPr>
-        <w:pStyle w:val="Prrafodelista"/>
-        <w:numPr>
-          <w:ilvl w:val="1"/>
-          <w:numId w:val="1"/>
-        </w:numPr>
-        <w:jc w:val="both"/>
-        <w:rPr>
-          <w:b/>
-          <w:sz w:val="32"/>
-          <w:szCs w:val="32"/>
-        </w:rPr>
-      </w:pPr>
-      <w:r>
-        <w:rPr>
-          <w:sz w:val="24"/>
-          <w:szCs w:val="24"/>
-        </w:rPr>
-        <w:t xml:space="preserve">Apartados con consejos para llevar una vida </w:t>
-      </w:r>
-      <w:r>
-        <w:rPr>
-          <w:sz w:val="24"/>
-          <w:szCs w:val="24"/>
-        </w:rPr>
-        <w:t>más</w:t>
-      </w:r>
-      <w:r>
-        <w:rPr>
-          <w:sz w:val="24"/>
-          <w:szCs w:val="24"/>
-        </w:rPr>
-        <w:t xml:space="preserve"> saludable</w:t>
+        <w:t>FUNCIONALIDADES ALIMENTACIÓN</w:t>
+      </w:r>
+    </w:p>
+    <w:p>
+      <w:pPr>
+        <w:pStyle w:val="Prrafodelista"/>
+        <w:numPr>
+          <w:ilvl w:val="1"/>
+          <w:numId w:val="1"/>
+        </w:numPr>
+        <w:jc w:val="both"/>
+        <w:rPr>
+          <w:b/>
+          <w:sz w:val="32"/>
+          <w:szCs w:val="32"/>
+        </w:rPr>
+      </w:pPr>
+      <w:r>
+        <w:rPr>
+          <w:sz w:val="24"/>
+          <w:szCs w:val="24"/>
+        </w:rPr>
+        <w:t xml:space="preserve">Mostrar </w:t>
+      </w:r>
+      <w:r>
+        <w:rPr>
+          <w:sz w:val="24"/>
+          <w:szCs w:val="24"/>
+        </w:rPr>
+        <w:t>información</w:t>
+      </w:r>
+      <w:r>
+        <w:rPr>
+          <w:sz w:val="24"/>
+          <w:szCs w:val="24"/>
+        </w:rPr>
+        <w:t xml:space="preserve"> sobre l</w:t>
+      </w:r>
+      <w:r>
+        <w:rPr>
+          <w:sz w:val="24"/>
+          <w:szCs w:val="24"/>
+        </w:rPr>
+        <w:t>as propiedades de los alimentos</w:t>
+      </w:r>
+    </w:p>
+    <w:p>
+      <w:pPr>
+        <w:pStyle w:val="Prrafodelista"/>
+        <w:numPr>
+          <w:ilvl w:val="1"/>
+          <w:numId w:val="1"/>
+        </w:numPr>
+        <w:jc w:val="both"/>
+        <w:rPr>
+          <w:b/>
+          <w:sz w:val="32"/>
+          <w:szCs w:val="32"/>
+        </w:rPr>
+      </w:pPr>
+      <w:r>
+        <w:rPr>
+          <w:sz w:val="24"/>
+          <w:szCs w:val="24"/>
+        </w:rPr>
+        <w:t xml:space="preserve">Registros con las proteínas, grasas y todas las propiedades que has consumido en el </w:t>
+      </w:r>
+      <w:r>
+        <w:rPr>
+          <w:sz w:val="24"/>
+          <w:szCs w:val="24"/>
+        </w:rPr>
+        <w:t>día</w:t>
+      </w:r>
+    </w:p>
+    <w:p>
+      <w:pPr>
+        <w:pStyle w:val="Prrafodelista"/>
+        <w:numPr>
+          <w:ilvl w:val="1"/>
+          <w:numId w:val="1"/>
+        </w:numPr>
+        <w:jc w:val="both"/>
+        <w:rPr>
+          <w:b/>
+          <w:sz w:val="32"/>
+          <w:szCs w:val="32"/>
+        </w:rPr>
+      </w:pPr>
+      <w:r>
+        <w:rPr>
+          <w:sz w:val="24"/>
+          <w:szCs w:val="24"/>
+        </w:rPr>
+        <w:t>Distintos</w:t>
+      </w:r>
+      <w:r>
+        <w:rPr>
+          <w:sz w:val="24"/>
+          <w:szCs w:val="24"/>
+        </w:rPr>
+        <w:t xml:space="preserve"> ejemplos de</w:t>
+      </w:r>
+      <w:r>
+        <w:rPr>
+          <w:sz w:val="24"/>
+          <w:szCs w:val="24"/>
+        </w:rPr>
+        <w:t xml:space="preserve"> planes de dietas en función de los objetivos</w:t>
+      </w:r>
+    </w:p>
+    <w:p>
+      <w:pPr>
+        <w:pStyle w:val="Prrafodelista"/>
+        <w:numPr>
+          <w:ilvl w:val="1"/>
+          <w:numId w:val="1"/>
+        </w:numPr>
+        <w:jc w:val="both"/>
+        <w:rPr>
+          <w:b/>
+          <w:sz w:val="32"/>
+          <w:szCs w:val="32"/>
+        </w:rPr>
+      </w:pPr>
+      <w:r>
+        <w:rPr>
+          <w:sz w:val="24"/>
+          <w:szCs w:val="24"/>
+        </w:rPr>
+        <w:t>Poder crear mi propio plan de dieta para los distintos días de la semana</w:t>
       </w:r>
     </w:p>
     <w:p>
@@ -255,123 +391,6 @@
           <w:sz w:val="32"/>
           <w:szCs w:val="32"/>
         </w:rPr>
-        <w:t>FUNCIONALIDADES ALIMENTACIÓN</w:t>
-      </w:r>
-    </w:p>
-    <w:p>
-      <w:pPr>
-        <w:pStyle w:val="Prrafodelista"/>
-        <w:numPr>
-          <w:ilvl w:val="1"/>
-          <w:numId w:val="1"/>
-        </w:numPr>
-        <w:jc w:val="both"/>
-        <w:rPr>
-          <w:b/>
-          <w:sz w:val="32"/>
-          <w:szCs w:val="32"/>
-        </w:rPr>
-      </w:pPr>
-      <w:r>
-        <w:rPr>
-          <w:sz w:val="24"/>
-          <w:szCs w:val="24"/>
-        </w:rPr>
-        <w:t xml:space="preserve">Mostrar </w:t>
-      </w:r>
-      <w:r>
-        <w:rPr>
-          <w:sz w:val="24"/>
-          <w:szCs w:val="24"/>
-        </w:rPr>
-        <w:t>información</w:t>
-      </w:r>
-      <w:r>
-        <w:rPr>
-          <w:sz w:val="24"/>
-          <w:szCs w:val="24"/>
-        </w:rPr>
-        <w:t xml:space="preserve"> sobre l</w:t>
-      </w:r>
-      <w:r>
-        <w:rPr>
-          <w:sz w:val="24"/>
-          <w:szCs w:val="24"/>
-        </w:rPr>
-        <w:t>as propiedades de los alimentos</w:t>
-      </w:r>
-    </w:p>
-    <w:p>
-      <w:pPr>
-        <w:pStyle w:val="Prrafodelista"/>
-        <w:numPr>
-          <w:ilvl w:val="1"/>
-          <w:numId w:val="1"/>
-        </w:numPr>
-        <w:jc w:val="both"/>
-        <w:rPr>
-          <w:b/>
-          <w:sz w:val="32"/>
-          <w:szCs w:val="32"/>
-        </w:rPr>
-      </w:pPr>
-      <w:r>
-        <w:rPr>
-          <w:sz w:val="24"/>
-          <w:szCs w:val="24"/>
-        </w:rPr>
-        <w:t xml:space="preserve">Registros con las proteínas, grasas y todas las propiedades que has consumido en el </w:t>
-      </w:r>
-      <w:r>
-        <w:rPr>
-          <w:sz w:val="24"/>
-          <w:szCs w:val="24"/>
-        </w:rPr>
-        <w:t>día</w:t>
-      </w:r>
-    </w:p>
-    <w:p>
-      <w:pPr>
-        <w:pStyle w:val="Prrafodelista"/>
-        <w:numPr>
-          <w:ilvl w:val="1"/>
-          <w:numId w:val="1"/>
-        </w:numPr>
-        <w:jc w:val="both"/>
-        <w:rPr>
-          <w:b/>
-          <w:sz w:val="32"/>
-          <w:szCs w:val="32"/>
-        </w:rPr>
-      </w:pPr>
-      <w:r>
-        <w:rPr>
-          <w:sz w:val="24"/>
-          <w:szCs w:val="24"/>
-        </w:rPr>
-        <w:t>Distintos planes de dietas en función de los objetivos</w:t>
-      </w:r>
-    </w:p>
-    <w:p>
-      <w:pPr>
-        <w:pStyle w:val="Prrafodelista"/>
-        <w:numPr>
-          <w:ilvl w:val="0"/>
-          <w:numId w:val="1"/>
-        </w:numPr>
-        <w:jc w:val="both"/>
-        <w:rPr>
-          <w:b/>
-          <w:sz w:val="32"/>
-          <w:szCs w:val="32"/>
-        </w:rPr>
-      </w:pPr>
-      <w:r>
-        <w:rPr>
-          <w:b/>
-          <w:sz w:val="32"/>
-          <w:szCs w:val="32"/>
-        </w:rPr>
         <w:t>FUNCIONALIDADES GIMNASIO</w:t>
       </w:r>
     </w:p>
@@ -394,28 +413,7 @@
           <w:sz w:val="24"/>
           <w:szCs w:val="24"/>
         </w:rPr>
-        <w:t xml:space="preserve">Apartados </w:t>
-      </w:r>
-      <w:r>
-        <w:rPr>
-          <w:sz w:val="24"/>
-          <w:szCs w:val="24"/>
-        </w:rPr>
-        <w:t xml:space="preserve">para apuntar los pesos y </w:t>
-      </w:r>
-      <w:r>
-        <w:rPr>
-          <w:sz w:val="24"/>
-          <w:szCs w:val="24"/>
-        </w:rPr>
-        <w:t xml:space="preserve">repeticiones </w:t>
-      </w:r>
-      <w:r>
-        <w:rPr>
-          <w:sz w:val="24"/>
-          <w:szCs w:val="24"/>
-        </w:rPr>
-        <w:t xml:space="preserve">de cada ejercicio </w:t>
+        <w:t>Apartados con los distintos grupos musculares</w:t>
       </w:r>
     </w:p>
     <w:p>
@@ -459,7 +457,21 @@
           <w:sz w:val="24"/>
           <w:szCs w:val="24"/>
         </w:rPr>
-        <w:t xml:space="preserve">Video didácticos de cómo hacer </w:t>
+        <w:t>Video</w:t>
+      </w:r>
+      <w:r>
+        <w:rPr>
+          <w:sz w:val="24"/>
+          <w:szCs w:val="24"/>
+        </w:rPr>
+        <w:t>s</w:t>
+      </w:r>
+      <w:r>
+        <w:rPr>
+          <w:sz w:val="24"/>
+          <w:szCs w:val="24"/>
+        </w:rPr>
+        <w:t xml:space="preserve"> didácticos de cómo hacer </w:t>
       </w:r>
       <w:r>
         <w:rPr>
@@ -494,11 +506,32 @@
     <w:p>
       <w:pPr>
         <w:pStyle w:val="Prrafodelista"/>
-        <w:jc w:val="both"/>
-        <w:rPr>
-          <w:b/>
-          <w:sz w:val="32"/>
-          <w:szCs w:val="32"/>
+        <w:numPr>
+          <w:ilvl w:val="1"/>
+          <w:numId w:val="1"/>
+        </w:numPr>
+        <w:jc w:val="both"/>
+        <w:rPr>
+          <w:b/>
+          <w:sz w:val="32"/>
+          <w:szCs w:val="32"/>
+        </w:rPr>
+      </w:pPr>
+      <w:r>
+        <w:rPr>
+          <w:sz w:val="24"/>
+          <w:szCs w:val="24"/>
+        </w:rPr>
+        <w:t xml:space="preserve">Apuntar pesos y repeticiones en cada serie de cada ejercicio. </w:t>
+      </w:r>
+    </w:p>
+    <w:p>
+      <w:pPr>
+        <w:pStyle w:val="Prrafodelista"/>
+        <w:jc w:val="both"/>
+        <w:rPr>
+          <w:sz w:val="24"/>
+          <w:szCs w:val="24"/>
         </w:rPr>
       </w:pPr>
     </w:p>
